--- a/computingservices/DocumentServices/templates/CFD_responsepackage_redaction_summary.docx
+++ b/computingservices/DocumentServices/templates/CFD_responsepackage_redaction_summary.docx
@@ -2554,8 +2554,12 @@
       </w:pPr>
     </w:p>
     <w:sectPr>
-      <w:headerReference w:type="default" r:id="rId10"/>
-      <w:footerReference w:type="default" r:id="rId11"/>
+      <w:headerReference w:type="even" r:id="rId10"/>
+      <w:headerReference w:type="default" r:id="rId11"/>
+      <w:footerReference w:type="even" r:id="rId12"/>
+      <w:footerReference w:type="default" r:id="rId13"/>
+      <w:headerReference w:type="first" r:id="rId14"/>
+      <w:footerReference w:type="first" r:id="rId15"/>
       <w:type w:val="continuous"/>
       <w:pgSz w:w="12240" w:h="15840"/>
       <w:pgMar w:top="1440" w:right="1440" w:bottom="1440" w:left="1440" w:header="0" w:footer="0" w:gutter="0"/>
@@ -2589,6 +2593,16 @@
 </file>
 
 <file path=word/footer1.xml><?xml version="1.0" encoding="utf-8"?>
+<w:ftr xmlns:wpc="http://schemas.microsoft.com/office/word/2010/wordprocessingCanvas" xmlns:cx="http://schemas.microsoft.com/office/drawing/2014/chartex" xmlns:cx1="http://schemas.microsoft.com/office/drawing/2015/9/8/chartex" xmlns:cx2="http://schemas.microsoft.com/office/drawing/2015/10/21/chartex" xmlns:cx3="http://schemas.microsoft.com/office/drawing/2016/5/9/chartex" xmlns:cx4="http://schemas.microsoft.com/office/drawing/2016/5/10/chartex" xmlns:cx5="http://schemas.microsoft.com/office/drawing/2016/5/11/chartex" xmlns:cx6="http://schemas.microsoft.com/office/drawing/2016/5/12/chartex" xmlns:cx7="http://schemas.microsoft.com/office/drawing/2016/5/13/chartex" xmlns:cx8="http://schemas.microsoft.com/office/drawing/2016/5/14/chartex" xmlns:mc="http://schemas.openxmlformats.org/markup-compatibility/2006" xmlns:aink="http://schemas.microsoft.com/office/drawing/2016/ink" xmlns:am3d="http://schemas.microsoft.com/office/drawing/2017/model3d" xmlns:o="urn:schemas-microsoft-com:office:office" xmlns:oel="http://schemas.microsoft.com/office/2019/extlst" xmlns:r="http://schemas.openxmlformats.org/officeDocument/2006/relationships" xmlns:m="http://schemas.openxmlformats.org/officeDocument/2006/math" xmlns:v="urn:schemas-microsoft-com:vml" xmlns:wp14="http://schemas.microsoft.com/office/word/2010/wordprocessingDrawing" xmlns:wp="http://schemas.openxmlformats.org/drawingml/2006/wordprocessingDrawing" xmlns:w10="urn:schemas-microsoft-com:office:word" xmlns:w="http://schemas.openxmlformats.org/wordprocessingml/2006/main" xmlns:w14="http://schemas.microsoft.com/office/word/2010/wordml" xmlns:w15="http://schemas.microsoft.com/office/word/2012/wordml" xmlns:w16cex="http://schemas.microsoft.com/office/word/2018/wordml/cex" xmlns:w16cid="http://schemas.microsoft.com/office/word/2016/wordml/cid" xmlns:w16="http://schemas.microsoft.com/office/word/2018/wordml" xmlns:w16du="http://schemas.microsoft.com/office/word/2023/wordml/word16du" xmlns:w16sdtdh="http://schemas.microsoft.com/office/word/2020/wordml/sdtdatahash" xmlns:w16sdtfl="http://schemas.microsoft.com/office/word/2024/wordml/sdtformatlock" xmlns:w16se="http://schemas.microsoft.com/office/word/2015/wordml/symex" xmlns:wpg="http://schemas.microsoft.com/office/word/2010/wordprocessingGroup" xmlns:wpi="http://schemas.microsoft.com/office/word/2010/wordprocessingInk" xmlns:wne="http://schemas.microsoft.com/office/word/2006/wordml" xmlns:wps="http://schemas.microsoft.com/office/word/2010/wordprocessingShape" mc:Ignorable="w14 w15 w16se w16cid w16 w16cex w16sdtdh w16sdtfl w16du wp14">
+  <w:p>
+    <w:pPr>
+      <w:pStyle w:val="Footer"/>
+    </w:pPr>
+  </w:p>
+</w:ftr>
+</file>
+
+<file path=word/footer2.xml><?xml version="1.0" encoding="utf-8"?>
 <w:ftr xmlns:wpc="http://schemas.microsoft.com/office/word/2010/wordprocessingCanvas" xmlns:cx="http://schemas.microsoft.com/office/drawing/2014/chartex" xmlns:cx1="http://schemas.microsoft.com/office/drawing/2015/9/8/chartex" xmlns:cx2="http://schemas.microsoft.com/office/drawing/2015/10/21/chartex" xmlns:cx3="http://schemas.microsoft.com/office/drawing/2016/5/9/chartex" xmlns:cx4="http://schemas.microsoft.com/office/drawing/2016/5/10/chartex" xmlns:cx5="http://schemas.microsoft.com/office/drawing/2016/5/11/chartex" xmlns:cx6="http://schemas.microsoft.com/office/drawing/2016/5/12/chartex" xmlns:cx7="http://schemas.microsoft.com/office/drawing/2016/5/13/chartex" xmlns:cx8="http://schemas.microsoft.com/office/drawing/2016/5/14/chartex" xmlns:mc="http://schemas.openxmlformats.org/markup-compatibility/2006" xmlns:aink="http://schemas.microsoft.com/office/drawing/2016/ink" xmlns:am3d="http://schemas.microsoft.com/office/drawing/2017/model3d" xmlns:o="urn:schemas-microsoft-com:office:office" xmlns:oel="http://schemas.microsoft.com/office/2019/extlst" xmlns:r="http://schemas.openxmlformats.org/officeDocument/2006/relationships" xmlns:m="http://schemas.openxmlformats.org/officeDocument/2006/math" xmlns:v="urn:schemas-microsoft-com:vml" xmlns:wp14="http://schemas.microsoft.com/office/word/2010/wordprocessingDrawing" xmlns:wp="http://schemas.openxmlformats.org/drawingml/2006/wordprocessingDrawing" xmlns:w10="urn:schemas-microsoft-com:office:word" xmlns:w="http://schemas.openxmlformats.org/wordprocessingml/2006/main" xmlns:w14="http://schemas.microsoft.com/office/word/2010/wordml" xmlns:w15="http://schemas.microsoft.com/office/word/2012/wordml" xmlns:w16cex="http://schemas.microsoft.com/office/word/2018/wordml/cex" xmlns:w16cid="http://schemas.microsoft.com/office/word/2016/wordml/cid" xmlns:w16="http://schemas.microsoft.com/office/word/2018/wordml" xmlns:w16du="http://schemas.microsoft.com/office/word/2023/wordml/word16du" xmlns:w16sdtdh="http://schemas.microsoft.com/office/word/2020/wordml/sdtdatahash" xmlns:w16sdtfl="http://schemas.microsoft.com/office/word/2024/wordml/sdtformatlock" xmlns:w16se="http://schemas.microsoft.com/office/word/2015/wordml/symex" xmlns:wpg="http://schemas.microsoft.com/office/word/2010/wordprocessingGroup" xmlns:wpi="http://schemas.microsoft.com/office/word/2010/wordprocessingInk" xmlns:wne="http://schemas.microsoft.com/office/word/2006/wordml" xmlns:wps="http://schemas.microsoft.com/office/word/2010/wordprocessingShape" mc:Ignorable="w14 w15 w16se w16cid w16 w16cex w16sdtdh w16sdtfl w16du wp14">
   <w:tbl>
     <w:tblPr>
@@ -2724,7 +2738,7 @@
               <w:color w:val="0D0D0D" w:themeColor="text1" w:themeTint="F2"/>
               <w:sz w:val="16"/>
             </w:rPr>
-            <w:t xml:space="preserve">FOI </w:t>
+            <w:t>Access &amp; Information Management Branch</w:t>
           </w:r>
           <w:r>
             <w:rPr>
@@ -2733,7 +2747,7 @@
               <w:color w:val="0D0D0D" w:themeColor="text1" w:themeTint="F2"/>
               <w:sz w:val="16"/>
             </w:rPr>
-            <w:t xml:space="preserve">Operations                 </w:t>
+            <w:t xml:space="preserve">                 </w:t>
           </w:r>
         </w:p>
         <w:p>
@@ -3197,7 +3211,7 @@
               <w:sz w:val="16"/>
               <w:szCs w:val="16"/>
             </w:rPr>
-            <w:t xml:space="preserve">FOI </w:t>
+            <w:t>Access &amp; Information Management Branch</w:t>
           </w:r>
           <w:r>
             <w:rPr>
@@ -3208,7 +3222,7 @@
               <w:sz w:val="16"/>
               <w:szCs w:val="16"/>
             </w:rPr>
-            <w:t>Operations)</w:t>
+            <w:t>)</w:t>
           </w:r>
         </w:p>
         <w:p>
@@ -3419,6 +3433,16 @@
       </w:tc>
     </w:tr>
   </w:tbl>
+  <w:p>
+    <w:pPr>
+      <w:pStyle w:val="Footer"/>
+    </w:pPr>
+  </w:p>
+</w:ftr>
+</file>
+
+<file path=word/footer3.xml><?xml version="1.0" encoding="utf-8"?>
+<w:ftr xmlns:wpc="http://schemas.microsoft.com/office/word/2010/wordprocessingCanvas" xmlns:cx="http://schemas.microsoft.com/office/drawing/2014/chartex" xmlns:cx1="http://schemas.microsoft.com/office/drawing/2015/9/8/chartex" xmlns:cx2="http://schemas.microsoft.com/office/drawing/2015/10/21/chartex" xmlns:cx3="http://schemas.microsoft.com/office/drawing/2016/5/9/chartex" xmlns:cx4="http://schemas.microsoft.com/office/drawing/2016/5/10/chartex" xmlns:cx5="http://schemas.microsoft.com/office/drawing/2016/5/11/chartex" xmlns:cx6="http://schemas.microsoft.com/office/drawing/2016/5/12/chartex" xmlns:cx7="http://schemas.microsoft.com/office/drawing/2016/5/13/chartex" xmlns:cx8="http://schemas.microsoft.com/office/drawing/2016/5/14/chartex" xmlns:mc="http://schemas.openxmlformats.org/markup-compatibility/2006" xmlns:aink="http://schemas.microsoft.com/office/drawing/2016/ink" xmlns:am3d="http://schemas.microsoft.com/office/drawing/2017/model3d" xmlns:o="urn:schemas-microsoft-com:office:office" xmlns:oel="http://schemas.microsoft.com/office/2019/extlst" xmlns:r="http://schemas.openxmlformats.org/officeDocument/2006/relationships" xmlns:m="http://schemas.openxmlformats.org/officeDocument/2006/math" xmlns:v="urn:schemas-microsoft-com:vml" xmlns:wp14="http://schemas.microsoft.com/office/word/2010/wordprocessingDrawing" xmlns:wp="http://schemas.openxmlformats.org/drawingml/2006/wordprocessingDrawing" xmlns:w10="urn:schemas-microsoft-com:office:word" xmlns:w="http://schemas.openxmlformats.org/wordprocessingml/2006/main" xmlns:w14="http://schemas.microsoft.com/office/word/2010/wordml" xmlns:w15="http://schemas.microsoft.com/office/word/2012/wordml" xmlns:w16cex="http://schemas.microsoft.com/office/word/2018/wordml/cex" xmlns:w16cid="http://schemas.microsoft.com/office/word/2016/wordml/cid" xmlns:w16="http://schemas.microsoft.com/office/word/2018/wordml" xmlns:w16du="http://schemas.microsoft.com/office/word/2023/wordml/word16du" xmlns:w16sdtdh="http://schemas.microsoft.com/office/word/2020/wordml/sdtdatahash" xmlns:w16sdtfl="http://schemas.microsoft.com/office/word/2024/wordml/sdtformatlock" xmlns:w16se="http://schemas.microsoft.com/office/word/2015/wordml/symex" xmlns:wpg="http://schemas.microsoft.com/office/word/2010/wordprocessingGroup" xmlns:wpi="http://schemas.microsoft.com/office/word/2010/wordprocessingInk" xmlns:wne="http://schemas.microsoft.com/office/word/2006/wordml" xmlns:wps="http://schemas.microsoft.com/office/word/2010/wordprocessingShape" mc:Ignorable="w14 w15 w16se w16cid w16 w16cex w16sdtdh w16sdtfl w16du wp14">
   <w:p>
     <w:pPr>
       <w:pStyle w:val="Footer"/>
@@ -3450,6 +3474,16 @@
 </file>
 
 <file path=word/header1.xml><?xml version="1.0" encoding="utf-8"?>
+<w:hdr xmlns:wpc="http://schemas.microsoft.com/office/word/2010/wordprocessingCanvas" xmlns:cx="http://schemas.microsoft.com/office/drawing/2014/chartex" xmlns:cx1="http://schemas.microsoft.com/office/drawing/2015/9/8/chartex" xmlns:cx2="http://schemas.microsoft.com/office/drawing/2015/10/21/chartex" xmlns:cx3="http://schemas.microsoft.com/office/drawing/2016/5/9/chartex" xmlns:cx4="http://schemas.microsoft.com/office/drawing/2016/5/10/chartex" xmlns:cx5="http://schemas.microsoft.com/office/drawing/2016/5/11/chartex" xmlns:cx6="http://schemas.microsoft.com/office/drawing/2016/5/12/chartex" xmlns:cx7="http://schemas.microsoft.com/office/drawing/2016/5/13/chartex" xmlns:cx8="http://schemas.microsoft.com/office/drawing/2016/5/14/chartex" xmlns:mc="http://schemas.openxmlformats.org/markup-compatibility/2006" xmlns:aink="http://schemas.microsoft.com/office/drawing/2016/ink" xmlns:am3d="http://schemas.microsoft.com/office/drawing/2017/model3d" xmlns:o="urn:schemas-microsoft-com:office:office" xmlns:oel="http://schemas.microsoft.com/office/2019/extlst" xmlns:r="http://schemas.openxmlformats.org/officeDocument/2006/relationships" xmlns:m="http://schemas.openxmlformats.org/officeDocument/2006/math" xmlns:v="urn:schemas-microsoft-com:vml" xmlns:wp14="http://schemas.microsoft.com/office/word/2010/wordprocessingDrawing" xmlns:wp="http://schemas.openxmlformats.org/drawingml/2006/wordprocessingDrawing" xmlns:w10="urn:schemas-microsoft-com:office:word" xmlns:w="http://schemas.openxmlformats.org/wordprocessingml/2006/main" xmlns:w14="http://schemas.microsoft.com/office/word/2010/wordml" xmlns:w15="http://schemas.microsoft.com/office/word/2012/wordml" xmlns:w16cex="http://schemas.microsoft.com/office/word/2018/wordml/cex" xmlns:w16cid="http://schemas.microsoft.com/office/word/2016/wordml/cid" xmlns:w16="http://schemas.microsoft.com/office/word/2018/wordml" xmlns:w16du="http://schemas.microsoft.com/office/word/2023/wordml/word16du" xmlns:w16sdtdh="http://schemas.microsoft.com/office/word/2020/wordml/sdtdatahash" xmlns:w16sdtfl="http://schemas.microsoft.com/office/word/2024/wordml/sdtformatlock" xmlns:w16se="http://schemas.microsoft.com/office/word/2015/wordml/symex" xmlns:wpg="http://schemas.microsoft.com/office/word/2010/wordprocessingGroup" xmlns:wpi="http://schemas.microsoft.com/office/word/2010/wordprocessingInk" xmlns:wne="http://schemas.microsoft.com/office/word/2006/wordml" xmlns:wps="http://schemas.microsoft.com/office/word/2010/wordprocessingShape" mc:Ignorable="w14 w15 w16se w16cid w16 w16cex w16sdtdh w16sdtfl w16du wp14">
+  <w:p>
+    <w:pPr>
+      <w:pStyle w:val="Header"/>
+    </w:pPr>
+  </w:p>
+</w:hdr>
+</file>
+
+<file path=word/header2.xml><?xml version="1.0" encoding="utf-8"?>
 <w:hdr xmlns:wpc="http://schemas.microsoft.com/office/word/2010/wordprocessingCanvas" xmlns:cx="http://schemas.microsoft.com/office/drawing/2014/chartex" xmlns:cx1="http://schemas.microsoft.com/office/drawing/2015/9/8/chartex" xmlns:cx2="http://schemas.microsoft.com/office/drawing/2015/10/21/chartex" xmlns:cx3="http://schemas.microsoft.com/office/drawing/2016/5/9/chartex" xmlns:cx4="http://schemas.microsoft.com/office/drawing/2016/5/10/chartex" xmlns:cx5="http://schemas.microsoft.com/office/drawing/2016/5/11/chartex" xmlns:cx6="http://schemas.microsoft.com/office/drawing/2016/5/12/chartex" xmlns:cx7="http://schemas.microsoft.com/office/drawing/2016/5/13/chartex" xmlns:cx8="http://schemas.microsoft.com/office/drawing/2016/5/14/chartex" xmlns:mc="http://schemas.openxmlformats.org/markup-compatibility/2006" xmlns:aink="http://schemas.microsoft.com/office/drawing/2016/ink" xmlns:am3d="http://schemas.microsoft.com/office/drawing/2017/model3d" xmlns:o="urn:schemas-microsoft-com:office:office" xmlns:oel="http://schemas.microsoft.com/office/2019/extlst" xmlns:r="http://schemas.openxmlformats.org/officeDocument/2006/relationships" xmlns:m="http://schemas.openxmlformats.org/officeDocument/2006/math" xmlns:v="urn:schemas-microsoft-com:vml" xmlns:wp14="http://schemas.microsoft.com/office/word/2010/wordprocessingDrawing" xmlns:wp="http://schemas.openxmlformats.org/drawingml/2006/wordprocessingDrawing" xmlns:w10="urn:schemas-microsoft-com:office:word" xmlns:w="http://schemas.openxmlformats.org/wordprocessingml/2006/main" xmlns:w14="http://schemas.microsoft.com/office/word/2010/wordml" xmlns:w15="http://schemas.microsoft.com/office/word/2012/wordml" xmlns:w16cex="http://schemas.microsoft.com/office/word/2018/wordml/cex" xmlns:w16cid="http://schemas.microsoft.com/office/word/2016/wordml/cid" xmlns:w16="http://schemas.microsoft.com/office/word/2018/wordml" xmlns:w16du="http://schemas.microsoft.com/office/word/2023/wordml/word16du" xmlns:w16sdtdh="http://schemas.microsoft.com/office/word/2020/wordml/sdtdatahash" xmlns:w16sdtfl="http://schemas.microsoft.com/office/word/2024/wordml/sdtformatlock" xmlns:w16se="http://schemas.microsoft.com/office/word/2015/wordml/symex" xmlns:wpg="http://schemas.microsoft.com/office/word/2010/wordprocessingGroup" xmlns:wpi="http://schemas.microsoft.com/office/word/2010/wordprocessingInk" xmlns:wne="http://schemas.microsoft.com/office/word/2006/wordml" xmlns:wps="http://schemas.microsoft.com/office/word/2010/wordprocessingShape" mc:Ignorable="w14 w15 w16se w16cid w16 w16cex w16sdtdh w16sdtfl w16du wp14">
   <w:sdt>
     <w:sdtPr>
@@ -3787,6 +3821,16 @@
         <w:sz w:val="28"/>
         <w:szCs w:val="28"/>
       </w:rPr>
+    </w:pPr>
+  </w:p>
+</w:hdr>
+</file>
+
+<file path=word/header3.xml><?xml version="1.0" encoding="utf-8"?>
+<w:hdr xmlns:wpc="http://schemas.microsoft.com/office/word/2010/wordprocessingCanvas" xmlns:cx="http://schemas.microsoft.com/office/drawing/2014/chartex" xmlns:cx1="http://schemas.microsoft.com/office/drawing/2015/9/8/chartex" xmlns:cx2="http://schemas.microsoft.com/office/drawing/2015/10/21/chartex" xmlns:cx3="http://schemas.microsoft.com/office/drawing/2016/5/9/chartex" xmlns:cx4="http://schemas.microsoft.com/office/drawing/2016/5/10/chartex" xmlns:cx5="http://schemas.microsoft.com/office/drawing/2016/5/11/chartex" xmlns:cx6="http://schemas.microsoft.com/office/drawing/2016/5/12/chartex" xmlns:cx7="http://schemas.microsoft.com/office/drawing/2016/5/13/chartex" xmlns:cx8="http://schemas.microsoft.com/office/drawing/2016/5/14/chartex" xmlns:mc="http://schemas.openxmlformats.org/markup-compatibility/2006" xmlns:aink="http://schemas.microsoft.com/office/drawing/2016/ink" xmlns:am3d="http://schemas.microsoft.com/office/drawing/2017/model3d" xmlns:o="urn:schemas-microsoft-com:office:office" xmlns:oel="http://schemas.microsoft.com/office/2019/extlst" xmlns:r="http://schemas.openxmlformats.org/officeDocument/2006/relationships" xmlns:m="http://schemas.openxmlformats.org/officeDocument/2006/math" xmlns:v="urn:schemas-microsoft-com:vml" xmlns:wp14="http://schemas.microsoft.com/office/word/2010/wordprocessingDrawing" xmlns:wp="http://schemas.openxmlformats.org/drawingml/2006/wordprocessingDrawing" xmlns:w10="urn:schemas-microsoft-com:office:word" xmlns:w="http://schemas.openxmlformats.org/wordprocessingml/2006/main" xmlns:w14="http://schemas.microsoft.com/office/word/2010/wordml" xmlns:w15="http://schemas.microsoft.com/office/word/2012/wordml" xmlns:w16cex="http://schemas.microsoft.com/office/word/2018/wordml/cex" xmlns:w16cid="http://schemas.microsoft.com/office/word/2016/wordml/cid" xmlns:w16="http://schemas.microsoft.com/office/word/2018/wordml" xmlns:w16du="http://schemas.microsoft.com/office/word/2023/wordml/word16du" xmlns:w16sdtdh="http://schemas.microsoft.com/office/word/2020/wordml/sdtdatahash" xmlns:w16sdtfl="http://schemas.microsoft.com/office/word/2024/wordml/sdtformatlock" xmlns:w16se="http://schemas.microsoft.com/office/word/2015/wordml/symex" xmlns:wpg="http://schemas.microsoft.com/office/word/2010/wordprocessingGroup" xmlns:wpi="http://schemas.microsoft.com/office/word/2010/wordprocessingInk" xmlns:wne="http://schemas.microsoft.com/office/word/2006/wordml" xmlns:wps="http://schemas.microsoft.com/office/word/2010/wordprocessingShape" mc:Ignorable="w14 w15 w16se w16cid w16 w16cex w16sdtdh w16sdtfl w16du wp14">
+  <w:p>
+    <w:pPr>
+      <w:pStyle w:val="Header"/>
     </w:pPr>
   </w:p>
 </w:hdr>
@@ -4713,21 +4757,6 @@
 </file>
 
 <file path=customXml/item1.xml><?xml version="1.0" encoding="utf-8"?>
-<p:properties xmlns:p="http://schemas.microsoft.com/office/2006/metadata/properties" xmlns:xsi="http://www.w3.org/2001/XMLSchema-instance" xmlns:pc="http://schemas.microsoft.com/office/infopath/2007/PartnerControls">
-  <documentManagement/>
-</p:properties>
-</file>
-
-<file path=customXml/item2.xml><?xml version="1.0" encoding="utf-8"?>
-<?mso-contentType ?>
-<FormTemplates xmlns="http://schemas.microsoft.com/sharepoint/v3/contenttype/forms">
-  <Display>DocumentLibraryForm</Display>
-  <Edit>DocumentLibraryForm</Edit>
-  <New>DocumentLibraryForm</New>
-</FormTemplates>
-</file>
-
-<file path=customXml/item3.xml><?xml version="1.0" encoding="utf-8"?>
 <ct:contentTypeSchema xmlns:ct="http://schemas.microsoft.com/office/2006/metadata/contentType" xmlns:ma="http://schemas.microsoft.com/office/2006/metadata/properties/metaAttributes" ct:_="" ma:_="" ma:contentTypeName="Document" ma:contentTypeID="0x010100E774CC2FC15D5F4B9843318F21B96CF2" ma:contentTypeVersion="13" ma:contentTypeDescription="Create a new document." ma:contentTypeScope="" ma:versionID="9734f759d7539526660f242c532f1a36">
   <xsd:schema xmlns:xsd="http://www.w3.org/2001/XMLSchema" xmlns:xs="http://www.w3.org/2001/XMLSchema" xmlns:p="http://schemas.microsoft.com/office/2006/metadata/properties" xmlns:ns2="75e570c0-d7c7-4c73-adba-666f84131a9c" xmlns:ns3="89ff61d5-a6c1-4b78-89d0-b0aeb35ad473" targetNamespace="http://schemas.microsoft.com/office/2006/metadata/properties" ma:root="true" ma:fieldsID="fcda4498f13abd7a0badb315690a5b80" ns2:_="" ns3:_="">
     <xsd:import namespace="75e570c0-d7c7-4c73-adba-666f84131a9c"/>
@@ -4950,28 +4979,26 @@
 </ct:contentTypeSchema>
 </file>
 
+<file path=customXml/item2.xml><?xml version="1.0" encoding="utf-8"?>
+<?mso-contentType ?>
+<FormTemplates xmlns="http://schemas.microsoft.com/sharepoint/v3/contenttype/forms">
+  <Display>DocumentLibraryForm</Display>
+  <Edit>DocumentLibraryForm</Edit>
+  <New>DocumentLibraryForm</New>
+</FormTemplates>
+</file>
+
+<file path=customXml/item3.xml><?xml version="1.0" encoding="utf-8"?>
+<p:properties xmlns:p="http://schemas.microsoft.com/office/2006/metadata/properties" xmlns:xsi="http://www.w3.org/2001/XMLSchema-instance" xmlns:pc="http://schemas.microsoft.com/office/infopath/2007/PartnerControls">
+  <documentManagement/>
+</p:properties>
+</file>
+
 <file path=customXml/item4.xml><?xml version="1.0" encoding="utf-8"?>
 <b:Sources xmlns:b="http://schemas.openxmlformats.org/officeDocument/2006/bibliography" xmlns="http://schemas.openxmlformats.org/officeDocument/2006/bibliography" SelectedStyle="/APASixthEditionOfficeOnline.xsl" StyleName="APA" Version="6"/>
 </file>
 
 <file path=customXml/itemProps1.xml><?xml version="1.0" encoding="utf-8"?>
-<ds:datastoreItem xmlns:ds="http://schemas.openxmlformats.org/officeDocument/2006/customXml" ds:itemID="{B09A3C2A-023B-46CF-A296-EF6639527430}">
-  <ds:schemaRefs>
-    <ds:schemaRef ds:uri="http://schemas.microsoft.com/office/2006/metadata/properties"/>
-    <ds:schemaRef ds:uri="http://schemas.microsoft.com/office/infopath/2007/PartnerControls"/>
-  </ds:schemaRefs>
-</ds:datastoreItem>
-</file>
-
-<file path=customXml/itemProps2.xml><?xml version="1.0" encoding="utf-8"?>
-<ds:datastoreItem xmlns:ds="http://schemas.openxmlformats.org/officeDocument/2006/customXml" ds:itemID="{641E4145-9D85-4BD2-927D-7AB21DB3B68E}">
-  <ds:schemaRefs>
-    <ds:schemaRef ds:uri="http://schemas.microsoft.com/sharepoint/v3/contenttype/forms"/>
-  </ds:schemaRefs>
-</ds:datastoreItem>
-</file>
-
-<file path=customXml/itemProps3.xml><?xml version="1.0" encoding="utf-8"?>
 <ds:datastoreItem xmlns:ds="http://schemas.openxmlformats.org/officeDocument/2006/customXml" ds:itemID="{733BAA04-22FD-4001-8AC3-016CFE0D0D03}">
   <ds:schemaRefs>
     <ds:schemaRef ds:uri="http://schemas.microsoft.com/office/2006/metadata/contentType"/>
@@ -4990,6 +5017,23 @@
 </ds:datastoreItem>
 </file>
 
+<file path=customXml/itemProps2.xml><?xml version="1.0" encoding="utf-8"?>
+<ds:datastoreItem xmlns:ds="http://schemas.openxmlformats.org/officeDocument/2006/customXml" ds:itemID="{641E4145-9D85-4BD2-927D-7AB21DB3B68E}">
+  <ds:schemaRefs>
+    <ds:schemaRef ds:uri="http://schemas.microsoft.com/sharepoint/v3/contenttype/forms"/>
+  </ds:schemaRefs>
+</ds:datastoreItem>
+</file>
+
+<file path=customXml/itemProps3.xml><?xml version="1.0" encoding="utf-8"?>
+<ds:datastoreItem xmlns:ds="http://schemas.openxmlformats.org/officeDocument/2006/customXml" ds:itemID="{B09A3C2A-023B-46CF-A296-EF6639527430}">
+  <ds:schemaRefs>
+    <ds:schemaRef ds:uri="http://schemas.microsoft.com/office/2006/metadata/properties"/>
+    <ds:schemaRef ds:uri="http://schemas.microsoft.com/office/infopath/2007/PartnerControls"/>
+  </ds:schemaRefs>
+</ds:datastoreItem>
+</file>
+
 <file path=customXml/itemProps4.xml><?xml version="1.0" encoding="utf-8"?>
 <ds:datastoreItem xmlns:ds="http://schemas.openxmlformats.org/officeDocument/2006/customXml" ds:itemID="{9CE651B1-34DA-524A-9E9A-91E44FB38903}">
   <ds:schemaRefs>
